--- a/klagomål/A 35260-2025 FSC-klagomål.docx
+++ b/klagomål/A 35260-2025 FSC-klagomål.docx
@@ -663,7 +663,7 @@
     <w:r>
       <w:tab/>
       <w:tab/>
-      <w:t>2026-09-14</w:t>
+      <w:t>2026-09-15</w:t>
       <w:br/>
       <w:br/>
     </w:r>

--- a/klagomål/A 35260-2025 FSC-klagomål.docx
+++ b/klagomål/A 35260-2025 FSC-klagomål.docx
@@ -663,7 +663,7 @@
     <w:r>
       <w:tab/>
       <w:tab/>
-      <w:t>2026-09-15</w:t>
+      <w:t>2026-09-16</w:t>
       <w:br/>
       <w:br/>
     </w:r>

--- a/klagomål/A 35260-2025 FSC-klagomål.docx
+++ b/klagomål/A 35260-2025 FSC-klagomål.docx
@@ -663,7 +663,7 @@
     <w:r>
       <w:tab/>
       <w:tab/>
-      <w:t>2026-09-16</w:t>
+      <w:t>2026-09-17</w:t>
       <w:br/>
       <w:br/>
     </w:r>

--- a/klagomål/A 35260-2025 FSC-klagomål.docx
+++ b/klagomål/A 35260-2025 FSC-klagomål.docx
@@ -663,7 +663,7 @@
     <w:r>
       <w:tab/>
       <w:tab/>
-      <w:t>2026-09-17</w:t>
+      <w:t>2026-09-18</w:t>
       <w:br/>
       <w:br/>
     </w:r>

--- a/klagomål/A 35260-2025 FSC-klagomål.docx
+++ b/klagomål/A 35260-2025 FSC-klagomål.docx
@@ -663,7 +663,7 @@
     <w:r>
       <w:tab/>
       <w:tab/>
-      <w:t>2026-09-18</w:t>
+      <w:t>2026-09-19</w:t>
       <w:br/>
       <w:br/>
     </w:r>

--- a/klagomål/A 35260-2025 FSC-klagomål.docx
+++ b/klagomål/A 35260-2025 FSC-klagomål.docx
@@ -663,7 +663,7 @@
     <w:r>
       <w:tab/>
       <w:tab/>
-      <w:t>2026-09-19</w:t>
+      <w:t>2026-09-21</w:t>
       <w:br/>
       <w:br/>
     </w:r>

--- a/klagomål/A 35260-2025 FSC-klagomål.docx
+++ b/klagomål/A 35260-2025 FSC-klagomål.docx
@@ -663,7 +663,7 @@
     <w:r>
       <w:tab/>
       <w:tab/>
-      <w:t>2026-09-21</w:t>
+      <w:t>2026-09-23</w:t>
       <w:br/>
       <w:br/>
     </w:r>

--- a/klagomål/A 35260-2025 FSC-klagomål.docx
+++ b/klagomål/A 35260-2025 FSC-klagomål.docx
@@ -663,7 +663,7 @@
     <w:r>
       <w:tab/>
       <w:tab/>
-      <w:t>2026-09-23</w:t>
+      <w:t>2026-09-24</w:t>
       <w:br/>
       <w:br/>
     </w:r>

--- a/klagomål/A 35260-2025 FSC-klagomål.docx
+++ b/klagomål/A 35260-2025 FSC-klagomål.docx
@@ -663,7 +663,7 @@
     <w:r>
       <w:tab/>
       <w:tab/>
-      <w:t>2026-09-24</w:t>
+      <w:t>2026-09-25</w:t>
       <w:br/>
       <w:br/>
     </w:r>

--- a/klagomål/A 35260-2025 FSC-klagomål.docx
+++ b/klagomål/A 35260-2025 FSC-klagomål.docx
@@ -663,7 +663,7 @@
     <w:r>
       <w:tab/>
       <w:tab/>
-      <w:t>2026-09-25</w:t>
+      <w:t>2026-09-26</w:t>
       <w:br/>
       <w:br/>
     </w:r>

--- a/klagomål/A 35260-2025 FSC-klagomål.docx
+++ b/klagomål/A 35260-2025 FSC-klagomål.docx
@@ -163,7 +163,7 @@
         <w:pStyle w:val="Title"/>
       </w:pPr>
       <w:r>
-        <w:t>Inledande FSC- /PEFC-klagomål – information om höga naturvärden i avverkningsanmälan A 35260-2025 i Uppsala kommun</w:t>
+        <w:t>Inledande FSC- /PEFC-klagomål – information om höga naturvärden och fridlysta arter i avverkningsanmälan A 35260-2025 i Uppsala kommun</w:t>
       </w:r>
     </w:p>
     <w:p>
@@ -178,7 +178,7 @@
       <w:r>
         <w:drawing>
           <wp:inline xmlns:a="http://schemas.openxmlformats.org/drawingml/2006/main" xmlns:pic="http://schemas.openxmlformats.org/drawingml/2006/picture">
-            <wp:extent cx="5486400" cy="5550502"/>
+            <wp:extent cx="5486400" cy="5678707"/>
             <wp:docPr id="1" name="Picture 1"/>
             <wp:cNvGraphicFramePr>
               <a:graphicFrameLocks noChangeAspect="1"/>
@@ -199,7 +199,7 @@
                   <pic:spPr>
                     <a:xfrm>
                       <a:off x="0" y="0"/>
-                      <a:ext cx="5486400" cy="5550502"/>
+                      <a:ext cx="5486400" cy="5678707"/>
                     </a:xfrm>
                     <a:prstGeom prst="rect"/>
                   </pic:spPr>
@@ -216,12 +216,12 @@
         <w:spacing w:after="240"/>
       </w:pPr>
       <w:r>
-        <w:t>Figur 1. Fyndplatser för naturvårdsarter i och inom 2 meter från avverkningsanmälan. Markörer utan svart kant är placerade på fyndplatsen. Markörer med svart kant är placerade vid sidan av fyndplatsen och har ett svart streck som visar fyndplatsens exakta position. Kartans mittpunktskoordinat är N 6648141, E 671969 i SWEREF 99 TM.</w:t>
+        <w:t>Figur 1. Fyndplatser för naturvårdsarter i och inom 11 meter från avverkningsanmälan. Markörer utan svart kant är placerade på fyndplatsen. Markörer med svart kant är placerade vid sidan av fyndplatsen och har ett svart streck som visar fyndplatsens exakta position. Kartans mittpunktskoordinat är N 6648141, E 671969 i SWEREF 99 TM.</w:t>
       </w:r>
     </w:p>
     <w:p>
       <w:r>
-        <w:t>I och inom 2 meter från avverkningsanmälan finns fynd av 2 naturvårdsarter, varav 1 är rödlistad och 1 är signalart (S): gultoppig fingersvamp (NT) och svavelriska (S). Se Figur 1.</w:t>
+        <w:t>I och inom 11 meter från avverkningsanmälan finns fynd av 7 naturvårdsarter, varav 3 är rödlistade, 1 är fridlyst, 3 är typiska (T) och 2 är signalarter (S): ask (EN), fjällig taggsvamp s.str. (NT), gultoppig fingersvamp (NT), svavelriska (S), tibast (S, T), blåsippa (T, §9) och kransmossa (T). Se Figur 1.</w:t>
       </w:r>
     </w:p>
     <w:p>
@@ -252,10 +252,110 @@
         <w:rPr>
           <w:b/>
         </w:rPr>
+        <w:t>Ask (EN)</w:t>
+      </w:r>
+      <w:r>
+        <w:t xml:space="preserve"> växer naturligt på frisk till fuktig, näringsrik, mullrik mark, gärna med rörligt, ytnära grundvatten. Asken är mycket viktig för den biologiska mångfalden och den är värd för minst 213 arter i olika organismgrupper, av vilka åtminstone 42 är askspecialister, ytterligare 8 arter förekommer endast på ask och alm. Bland dessa kan nämnas asknätfjäril (EN, §4a), askvårtlav (EN) och askpraktbagge (NT). Det finns en ökad risk att dessa arter försvinner när populationen av ask minskar. Asken är kraftigt drabbad av askskottsjukan, men angripna askar bör inte avverkas eftersom det är så många andra arter knutna till ask, såväl till döda som till levande träd. Eftersom sjukdomen är vindspridd så finns den redan nästan överallt där det finns askar, och till skillnad från almsjukan så förhindrar eller försvårar man inte spridningen genom att ta bort träd. Asken är globalt rödlistad som nära hotad (NT) vilket medför ett internationellt ansvar för arten (SLU Artdatabanken, 2026; IUCN, 2017).</w:t>
+      </w:r>
+    </w:p>
+    <w:p>
+      <w:r>
+        <w:rPr>
+          <w:b/>
+        </w:rPr>
+        <w:t>Fjällig taggsvamp s.str. (NT)</w:t>
+      </w:r>
+      <w:r>
+        <w:t xml:space="preserve"> bildar mykorrhiza med gran i granskog och barrblandskog, främst på frisk näringsrik mark i äldre skog med lång trädkontinuitet. Den totala populationen i landet har minskat och bedöms fortsätta minska till följd av avverkning av äldre barrskogar. Minskningstakten för den svenska populationen bedöms vara nära gränsvärdet för sårbar (VU) (SLU Artdatabanken, 2026).</w:t>
+      </w:r>
+    </w:p>
+    <w:p>
+      <w:r>
+        <w:rPr>
+          <w:b/>
+        </w:rPr>
         <w:t>Gultoppig fingersvamp (NT)</w:t>
       </w:r>
       <w:r>
         <w:t xml:space="preserve"> bildar mykorrhiza med gran i örtrik äldre barrskog. Den är något kalkgynnad och föredrar bördiga granskogar av lågörtstyp. Svampen hotas främst av skogsavverkning och tycks försvinna efter slutavverkning, markberedning och plantering. Skogsområden med arten bör undantas från storskaligt skogsbruk. Slutavverkning, kraftig gallring och skogsgödsling måste undvikas, liksom körning med tunga maskiner (SLU Artdatabanken, 2024).</w:t>
+      </w:r>
+    </w:p>
+    <w:p>
+      <w:r>
+        <w:rPr>
+          <w:b/>
+        </w:rPr>
+        <w:t>Tibast</w:t>
+      </w:r>
+      <w:r>
+        <w:t xml:space="preserve"> är en kalkgynnad buske som växer på mullrik, frisk eller svagt fuktig mark, exempelvis i gamla kalkgranskogar, lövträdslundar, varma källpåverkade sluttningar och exklusiva biotoper kopplade till vattendrag. Förekomster i gammal skog visar på höga naturvärden och bör alltid noteras i samband med naturvärdesinventeringar. Tibast är typisk art för </w:t>
+      </w:r>
+      <w:r>
+        <w:rPr>
+          <w:i/>
+        </w:rPr>
+        <w:t>9050 Näringsrik granskog</w:t>
+      </w:r>
+      <w:r>
+        <w:t xml:space="preserve"> och värdväxt för de två fjärilsarterna större tibastmal och brun tibastmal (CR) (SLU Artdatabanken, 2024; Nitare &amp; Skogsstyrelsen, 2019).</w:t>
+      </w:r>
+    </w:p>
+    <w:p>
+      <w:r>
+        <w:rPr>
+          <w:b/>
+        </w:rPr>
+        <w:t>Blåsippa (§9)</w:t>
+      </w:r>
+      <w:r>
+        <w:t xml:space="preserve"> är typisk art för </w:t>
+      </w:r>
+      <w:r>
+        <w:rPr>
+          <w:i/>
+        </w:rPr>
+        <w:t>9050 Näringsrik granskog, 9020 Nordlig ädellövskog</w:t>
+      </w:r>
+      <w:r>
+        <w:t xml:space="preserve"> och </w:t>
+      </w:r>
+      <w:r>
+        <w:rPr>
+          <w:i/>
+        </w:rPr>
+        <w:t>8240 Karsthällmarker</w:t>
+      </w:r>
+      <w:r>
+        <w:t xml:space="preserve"> (SLU Artdatabanken, 2025).</w:t>
+      </w:r>
+    </w:p>
+    <w:p>
+      <w:r>
+        <w:rPr>
+          <w:b/>
+        </w:rPr>
+        <w:t>Kransmossa</w:t>
+      </w:r>
+      <w:r>
+        <w:t xml:space="preserve"> är typisk art för </w:t>
+      </w:r>
+      <w:r>
+        <w:rPr>
+          <w:i/>
+        </w:rPr>
+        <w:t xml:space="preserve">9050 Näringsrik granskog </w:t>
+      </w:r>
+      <w:r>
+        <w:t xml:space="preserve">och </w:t>
+      </w:r>
+      <w:r>
+        <w:rPr>
+          <w:i/>
+        </w:rPr>
+        <w:t xml:space="preserve">6170 Alpina kalkgräsmarker </w:t>
+      </w:r>
+      <w:r>
+        <w:t>(SLU Artdatabanken, 2025).</w:t>
       </w:r>
     </w:p>
     <w:p>
@@ -348,7 +448,7 @@
         <w:rPr>
           <w:i/>
         </w:rPr>
-        <w:t>I det avverkningsanmälda skogsområdet har 2 naturvårdsarter varav 1 rödlistade arter sina livsmiljöer och växtplatser.</w:t>
+        <w:t>I det avverkningsanmälda skogsområdet har 7 naturvårdsarter varav 3 rödlistade arter sina livsmiljöer och växtplatser.</w:t>
       </w:r>
     </w:p>
     <w:p>
@@ -663,7 +763,7 @@
     <w:r>
       <w:tab/>
       <w:tab/>
-      <w:t>2026-09-26</w:t>
+      <w:t>2026-09-27</w:t>
       <w:br/>
       <w:br/>
     </w:r>

--- a/klagomål/A 35260-2025 FSC-klagomål.docx
+++ b/klagomål/A 35260-2025 FSC-klagomål.docx
@@ -763,7 +763,7 @@
     <w:r>
       <w:tab/>
       <w:tab/>
-      <w:t>2026-09-27</w:t>
+      <w:t>2026-09-28</w:t>
       <w:br/>
       <w:br/>
     </w:r>

--- a/klagomål/A 35260-2025 FSC-klagomål.docx
+++ b/klagomål/A 35260-2025 FSC-klagomål.docx
@@ -763,7 +763,7 @@
     <w:r>
       <w:tab/>
       <w:tab/>
-      <w:t>2026-09-28</w:t>
+      <w:t>2026-09-29</w:t>
       <w:br/>
       <w:br/>
     </w:r>

--- a/klagomål/A 35260-2025 FSC-klagomål.docx
+++ b/klagomål/A 35260-2025 FSC-klagomål.docx
@@ -763,7 +763,7 @@
     <w:r>
       <w:tab/>
       <w:tab/>
-      <w:t>2026-09-29</w:t>
+      <w:t>2026-09-30</w:t>
       <w:br/>
       <w:br/>
     </w:r>

--- a/klagomål/A 35260-2025 FSC-klagomål.docx
+++ b/klagomål/A 35260-2025 FSC-klagomål.docx
@@ -178,7 +178,7 @@
       <w:r>
         <w:drawing>
           <wp:inline xmlns:a="http://schemas.openxmlformats.org/drawingml/2006/main" xmlns:pic="http://schemas.openxmlformats.org/drawingml/2006/picture">
-            <wp:extent cx="5486400" cy="5678707"/>
+            <wp:extent cx="5486400" cy="5669280"/>
             <wp:docPr id="1" name="Picture 1"/>
             <wp:cNvGraphicFramePr>
               <a:graphicFrameLocks noChangeAspect="1"/>
@@ -199,7 +199,7 @@
                   <pic:spPr>
                     <a:xfrm>
                       <a:off x="0" y="0"/>
-                      <a:ext cx="5486400" cy="5678707"/>
+                      <a:ext cx="5486400" cy="5669280"/>
                     </a:xfrm>
                     <a:prstGeom prst="rect"/>
                   </pic:spPr>
@@ -221,7 +221,7 @@
     </w:p>
     <w:p>
       <w:r>
-        <w:t>I och inom 11 meter från avverkningsanmälan finns fynd av 7 naturvårdsarter, varav 3 är rödlistade, 1 är fridlyst, 3 är typiska (T) och 2 är signalarter (S): ask (EN), fjällig taggsvamp s.str. (NT), gultoppig fingersvamp (NT), svavelriska (S), tibast (S, T), blåsippa (T, §9) och kransmossa (T). Se Figur 1.</w:t>
+        <w:t>I och inom 11 meter från avverkningsanmälan finns fynd av 10 naturvårdsarter, varav 5 är rödlistade, 1 är fridlyst, 3 är typiska (T) och 3 är signalarter (S): ask (EN), fjällig taggsvamp s.str. (NT), gultoppig fingersvamp (NT), kungsspindling (NT), skarp dropptaggsvamp (NT), olivspindling (S), svavelriska (S), tibast (S, T), blåsippa (T, §9) och kransmossa (T). Se Figur 1.</w:t>
       </w:r>
     </w:p>
     <w:p>
@@ -278,6 +278,39 @@
       </w:r>
       <w:r>
         <w:t xml:space="preserve"> bildar mykorrhiza med gran i örtrik äldre barrskog. Den är något kalkgynnad och föredrar bördiga granskogar av lågörtstyp. Svampen hotas främst av skogsavverkning och tycks försvinna efter slutavverkning, markberedning och plantering. Skogsområden med arten bör undantas från storskaligt skogsbruk. Slutavverkning, kraftig gallring och skogsgödsling måste undvikas, liksom körning med tunga maskiner (SLU Artdatabanken, 2024).</w:t>
+      </w:r>
+    </w:p>
+    <w:p>
+      <w:r>
+        <w:rPr>
+          <w:b/>
+        </w:rPr>
+        <w:t>Kungsspindling (NT)</w:t>
+      </w:r>
+      <w:r>
+        <w:t xml:space="preserve"> växer på näringsrikare, helst kalkhaltig mark, nästan alltid i barrskog, där den bildar mykorrhiza med gran och tall, mera sällan insprängd hassel. Förekommer sällsynt även i rik lövskog. Minskningstakten uppgår till 15 % inom 50 år och bedöms vara nära gränsvärdet för Sårbar (VU). (A2c+3c+4c). Kalavverkningar måste helt undvikas på lokaler med kungsspindling (SLU Artdatabanken, 2024).</w:t>
+      </w:r>
+    </w:p>
+    <w:p>
+      <w:r>
+        <w:rPr>
+          <w:b/>
+        </w:rPr>
+        <w:t xml:space="preserve">Skarp dropptaggsvamp (NT) </w:t>
+      </w:r>
+      <w:r>
+        <w:t>bildar mykorrhiza med både gran och tall, främst i barrskogar med trädkontinuitet. Arten uppträder dels i näringsrik kalkbarrskog och dels i sur lavtallskog. Kalkbarrskogarna är ofta grandominerade, olikåldriga och skiktade på frisk mark med ett örtrikt vegetationsskikt. Lavtallskogarna är i regel magra, torra, ljusöppna och ofta brandpräglade. Den totala populationen i landet har minskat och bedöms fortsätta minska till följd av avverkning av äldre barrskogar. Arten har begränsad förmåga att återetablera sig efter slutavverkning eller andra storskaliga skogsbruksåtgärder. Det saknas indikationer på att arten långsiktigt kan etablera eller reproducera sig i skogsbestånd som brukas med metoder som trakthyggesbruk, markberedning, gödsling eller föryngring med förädlat plantmaterial. Minskningstakten för den svenska populationen bedöms vara nära gränsvärdet för Sårbar (VU) (SLU Artdatabanken, 2026).</w:t>
+      </w:r>
+    </w:p>
+    <w:p>
+      <w:r>
+        <w:rPr>
+          <w:b/>
+        </w:rPr>
+        <w:t>Olivspindling</w:t>
+      </w:r>
+      <w:r>
+        <w:t xml:space="preserve"> växer uteslutande på näringsrik och kalkhaltig skogsmark där den huvudsakligen bildar mykorrhiza med gran och tall. Svampen är en typisk representant för kalkgranskogens särpräglade och rika svampflora. Kalavverkning är ett hot mot arten, eftersom den sannolikt kräver lång kontinuitet av äldre träd. Populationerna i landet bedöms därför minska beroende på slutavverkning av äldre barrskog på kalkhaltig mark (SLU Artdatabanken, 2024; Nitare &amp; Skogsstyrelsen, 2019).</w:t>
       </w:r>
     </w:p>
     <w:p>
@@ -448,7 +481,7 @@
         <w:rPr>
           <w:i/>
         </w:rPr>
-        <w:t>I det avverkningsanmälda skogsområdet har 7 naturvårdsarter varav 3 rödlistade arter sina livsmiljöer och växtplatser.</w:t>
+        <w:t>I det avverkningsanmälda skogsområdet har 10 naturvårdsarter varav 5 rödlistade arter sina livsmiljöer och växtplatser.</w:t>
       </w:r>
     </w:p>
     <w:p>
@@ -763,7 +796,7 @@
     <w:r>
       <w:tab/>
       <w:tab/>
-      <w:t>2026-09-30</w:t>
+      <w:t>2026-10-01</w:t>
       <w:br/>
       <w:br/>
     </w:r>

--- a/klagomål/A 35260-2025 FSC-klagomål.docx
+++ b/klagomål/A 35260-2025 FSC-klagomål.docx
@@ -796,7 +796,7 @@
     <w:r>
       <w:tab/>
       <w:tab/>
-      <w:t>2026-10-01</w:t>
+      <w:t>2026-10-02</w:t>
       <w:br/>
       <w:br/>
     </w:r>

--- a/klagomål/A 35260-2025 FSC-klagomål.docx
+++ b/klagomål/A 35260-2025 FSC-klagomål.docx
@@ -796,7 +796,7 @@
     <w:r>
       <w:tab/>
       <w:tab/>
-      <w:t>2026-10-02</w:t>
+      <w:t>2026-10-03</w:t>
       <w:br/>
       <w:br/>
     </w:r>

--- a/klagomål/A 35260-2025 FSC-klagomål.docx
+++ b/klagomål/A 35260-2025 FSC-klagomål.docx
@@ -796,7 +796,7 @@
     <w:r>
       <w:tab/>
       <w:tab/>
-      <w:t>2026-10-03</w:t>
+      <w:t>2026-10-04</w:t>
       <w:br/>
       <w:br/>
     </w:r>

--- a/klagomål/A 35260-2025 FSC-klagomål.docx
+++ b/klagomål/A 35260-2025 FSC-klagomål.docx
@@ -178,7 +178,7 @@
       <w:r>
         <w:drawing>
           <wp:inline xmlns:a="http://schemas.openxmlformats.org/drawingml/2006/main" xmlns:pic="http://schemas.openxmlformats.org/drawingml/2006/picture">
-            <wp:extent cx="5486400" cy="5669280"/>
+            <wp:extent cx="5486400" cy="5678707"/>
             <wp:docPr id="1" name="Picture 1"/>
             <wp:cNvGraphicFramePr>
               <a:graphicFrameLocks noChangeAspect="1"/>
@@ -199,7 +199,7 @@
                   <pic:spPr>
                     <a:xfrm>
                       <a:off x="0" y="0"/>
-                      <a:ext cx="5486400" cy="5669280"/>
+                      <a:ext cx="5486400" cy="5678707"/>
                     </a:xfrm>
                     <a:prstGeom prst="rect"/>
                   </pic:spPr>
@@ -216,12 +216,12 @@
         <w:spacing w:after="240"/>
       </w:pPr>
       <w:r>
-        <w:t>Figur 1. Fyndplatser för naturvårdsarter i och inom 11 meter från avverkningsanmälan. Markörer utan svart kant är placerade på fyndplatsen. Markörer med svart kant är placerade vid sidan av fyndplatsen och har ett svart streck som visar fyndplatsens exakta position. Kartans mittpunktskoordinat är N 6648141, E 671969 i SWEREF 99 TM.</w:t>
+        <w:t>Figur 1. Fyndplatser för naturvårdsarter i och inom 25 meter från avverkningsanmälan. Markörer utan svart kant är placerade på fyndplatsen. Markörer med svart kant är placerade vid sidan av fyndplatsen och har ett svart streck som visar fyndplatsens exakta position. Kartans mittpunktskoordinat är N 6648141, E 671969 i SWEREF 99 TM.</w:t>
       </w:r>
     </w:p>
     <w:p>
       <w:r>
-        <w:t>I och inom 11 meter från avverkningsanmälan finns fynd av 10 naturvårdsarter, varav 5 är rödlistade, 1 är fridlyst, 3 är typiska (T) och 3 är signalarter (S): ask (EN), fjällig taggsvamp s.str. (NT), gultoppig fingersvamp (NT), kungsspindling (NT), skarp dropptaggsvamp (NT), olivspindling (S), svavelriska (S), tibast (S, T), blåsippa (T, §9) och kransmossa (T). Se Figur 1.</w:t>
+        <w:t>I och inom 25 meter från avverkningsanmälan finns fynd av 15 naturvårdsarter, varav 6 är rödlistade, 2 är fridlysta, 4 är typiska (T) och 7 är signalarter (S): ask (EN), läderdoftande fingersvamp (VU), fjällig taggsvamp s.str. (NT), gultoppig fingersvamp (NT), kungsspindling (NT), skarp dropptaggsvamp (NT), anisspindling (S), bronshjon (S, T), nästrot (S, §8), olivspindling (S), svavelriska (S), tibast (S, T), zontaggsvamp (S), blåsippa (T, §9) och kransmossa (T). Se Figur 1.</w:t>
       </w:r>
     </w:p>
     <w:p>
@@ -256,6 +256,17 @@
       </w:r>
       <w:r>
         <w:t xml:space="preserve"> växer naturligt på frisk till fuktig, näringsrik, mullrik mark, gärna med rörligt, ytnära grundvatten. Asken är mycket viktig för den biologiska mångfalden och den är värd för minst 213 arter i olika organismgrupper, av vilka åtminstone 42 är askspecialister, ytterligare 8 arter förekommer endast på ask och alm. Bland dessa kan nämnas asknätfjäril (EN, §4a), askvårtlav (EN) och askpraktbagge (NT). Det finns en ökad risk att dessa arter försvinner när populationen av ask minskar. Asken är kraftigt drabbad av askskottsjukan, men angripna askar bör inte avverkas eftersom det är så många andra arter knutna till ask, såväl till döda som till levande träd. Eftersom sjukdomen är vindspridd så finns den redan nästan överallt där det finns askar, och till skillnad från almsjukan så förhindrar eller försvårar man inte spridningen genom att ta bort träd. Asken är globalt rödlistad som nära hotad (NT) vilket medför ett internationellt ansvar för arten (SLU Artdatabanken, 2026; IUCN, 2017).</w:t>
+      </w:r>
+    </w:p>
+    <w:p>
+      <w:r>
+        <w:rPr>
+          <w:b/>
+        </w:rPr>
+        <w:t xml:space="preserve">Läderdoftande fingersvamp (VU) </w:t>
+      </w:r>
+      <w:r>
+        <w:t>bildar mykorrhiza med gran i örtrik äldre barrskog, ofta på kalkrik mark. Den har en speciell doft som kan påminna om nytt skoläder (skoaffär), därav det svenska namnet. Den totala populationen i landet bedöms ändå ha minskat starkt och fortsatt kommer att minska då arten är knuten till en bördig äldre kalkgranskogsmiljö som successivt avverkas och där få områden alltjämt är formellt skyddade. All form av hårdhänt skogsavverkning på eller i närheten av växtplatsen missgynnar arten. Artens huvudsakliga koppling till produktiva äldre granskogar med hög bonitet gör den särskilt utsatt för slutavverkning. Samtliga lokaler bör undantas från rationellt skogsbruk och få ett områdesskydd (SLU Artdatabanken, 2024; Nitare &amp; Skogsstyrelsen, 2019).</w:t>
       </w:r>
     </w:p>
     <w:p>
@@ -300,6 +311,26 @@
       </w:r>
       <w:r>
         <w:t>bildar mykorrhiza med både gran och tall, främst i barrskogar med trädkontinuitet. Arten uppträder dels i näringsrik kalkbarrskog och dels i sur lavtallskog. Kalkbarrskogarna är ofta grandominerade, olikåldriga och skiktade på frisk mark med ett örtrikt vegetationsskikt. Lavtallskogarna är i regel magra, torra, ljusöppna och ofta brandpräglade. Den totala populationen i landet har minskat och bedöms fortsätta minska till följd av avverkning av äldre barrskogar. Arten har begränsad förmåga att återetablera sig efter slutavverkning eller andra storskaliga skogsbruksåtgärder. Det saknas indikationer på att arten långsiktigt kan etablera eller reproducera sig i skogsbestånd som brukas med metoder som trakthyggesbruk, markberedning, gödsling eller föryngring med förädlat plantmaterial. Minskningstakten för den svenska populationen bedöms vara nära gränsvärdet för Sårbar (VU) (SLU Artdatabanken, 2026).</w:t>
+      </w:r>
+    </w:p>
+    <w:p>
+      <w:r>
+        <w:rPr>
+          <w:b/>
+        </w:rPr>
+        <w:t>Bronshjon</w:t>
+      </w:r>
+      <w:r>
+        <w:t xml:space="preserve"> är en skalbagge vars larvutveckling sker under grov bark på stammar av döda eller döende barrträd, främst gran, i mindre omfattning tall. Arten är knuten till äldre, naturskogslik granskog med inslag av torkande träd. Bronshjon är typisk art för </w:t>
+      </w:r>
+      <w:r>
+        <w:rPr>
+          <w:i/>
+        </w:rPr>
+        <w:t>9010 Taiga</w:t>
+      </w:r>
+      <w:r>
+        <w:t xml:space="preserve"> (SLU Artdatabanken, 2025).</w:t>
       </w:r>
     </w:p>
     <w:p>
@@ -481,7 +512,7 @@
         <w:rPr>
           <w:i/>
         </w:rPr>
-        <w:t>I det avverkningsanmälda skogsområdet har 10 naturvårdsarter varav 5 rödlistade arter sina livsmiljöer och växtplatser.</w:t>
+        <w:t>I det avverkningsanmälda skogsområdet har 15 naturvårdsarter varav 6 rödlistade arter sina livsmiljöer och växtplatser.</w:t>
       </w:r>
     </w:p>
     <w:p>
@@ -796,7 +827,7 @@
     <w:r>
       <w:tab/>
       <w:tab/>
-      <w:t>2026-10-04</w:t>
+      <w:t>2026-10-05</w:t>
       <w:br/>
       <w:br/>
     </w:r>

--- a/klagomål/A 35260-2025 FSC-klagomål.docx
+++ b/klagomål/A 35260-2025 FSC-klagomål.docx
@@ -178,7 +178,7 @@
       <w:r>
         <w:drawing>
           <wp:inline xmlns:a="http://schemas.openxmlformats.org/drawingml/2006/main" xmlns:pic="http://schemas.openxmlformats.org/drawingml/2006/picture">
-            <wp:extent cx="5486400" cy="5678707"/>
+            <wp:extent cx="5316578" cy="5724000"/>
             <wp:docPr id="1" name="Picture 1"/>
             <wp:cNvGraphicFramePr>
               <a:graphicFrameLocks noChangeAspect="1"/>
@@ -199,7 +199,7 @@
                   <pic:spPr>
                     <a:xfrm>
                       <a:off x="0" y="0"/>
-                      <a:ext cx="5486400" cy="5678707"/>
+                      <a:ext cx="5316578" cy="5724000"/>
                     </a:xfrm>
                     <a:prstGeom prst="rect"/>
                   </pic:spPr>
@@ -221,7 +221,7 @@
     </w:p>
     <w:p>
       <w:r>
-        <w:t>I och inom 25 meter från avverkningsanmälan finns fynd av 15 naturvårdsarter, varav 6 är rödlistade, 2 är fridlysta, 4 är typiska (T) och 7 är signalarter (S): ask (EN), läderdoftande fingersvamp (VU), fjällig taggsvamp s.str. (NT), gultoppig fingersvamp (NT), kungsspindling (NT), skarp dropptaggsvamp (NT), anisspindling (S), bronshjon (S, T), nästrot (S, §8), olivspindling (S), svavelriska (S), tibast (S, T), zontaggsvamp (S), blåsippa (T, §9) och kransmossa (T). Se Figur 1.</w:t>
+        <w:t>I och inom 25 meter från avverkningsanmälan finns fynd av 20 naturvårdsarter, varav 9 är rödlistade, 2 är fridlysta, 5 är typiska (T) och 9 är signalarter (S): ask (EN), läderdoftande fingersvamp (VU), fjällig taggsvamp s.str. (NT), gultoppig fingersvamp (NT), kryddspindling (NT, T), kungsspindling (NT), odörspindling (NT), skarp dropptaggsvamp (NT), tjockfotad fingersvamp (NT), anisspindling (S), björksplintborre (S), bronshjon (S, T), nästrot (S, §8), olivspindling (S), strimspindling (S), svavelriska (S), tibast (S, T), zontaggsvamp (S), blåsippa (T, §9) och kransmossa (T). Se Figur 1.</w:t>
       </w:r>
     </w:p>
     <w:p>
@@ -296,6 +296,26 @@
         <w:rPr>
           <w:b/>
         </w:rPr>
+        <w:t>Kryddspindling (NT)</w:t>
+      </w:r>
+      <w:r>
+        <w:t xml:space="preserve"> signalerar örtrika granskogar som normalt har höga naturvärden. Oftast växer den i äldre granskog på kalkrikt underlag och svampen är en mycket användbar signalart för denna miljö. Den utgör en viktig karaktärsart för all äldre kalkbarrskog med lång trädkontinuitet av gran. På lokalerna förekommer nästan alltid många ovanliga och rödlistade arter. Den totala populationen i landet har minskat och bedöms fortsätta minska till följd av avverkning av äldre barrskogar. Kryddspindling är typisk art för </w:t>
+      </w:r>
+      <w:r>
+        <w:rPr>
+          <w:i/>
+        </w:rPr>
+        <w:t xml:space="preserve">9050 Näringsrik granskog </w:t>
+      </w:r>
+      <w:r>
+        <w:t>(Nitare &amp; Skogsstyrelsen, 2000; SLU Artdatabanken, 2026).</w:t>
+      </w:r>
+    </w:p>
+    <w:p>
+      <w:r>
+        <w:rPr>
+          <w:b/>
+        </w:rPr>
         <w:t>Kungsspindling (NT)</w:t>
       </w:r>
       <w:r>
@@ -307,10 +327,43 @@
         <w:rPr>
           <w:b/>
         </w:rPr>
+        <w:t>Odörspindling (NT)</w:t>
+      </w:r>
+      <w:r>
+        <w:t xml:space="preserve"> bildar mykorrhiza med gran och tall i örtrik kalkbarrskog. Den uppträder huvudsakligen i äldre barrskogar så kallade ”bondeskogar” med en lång trädkontinuitet. Minskningstakten uppgår till 15 % inom 50 år och bedöms vara nära gränsvärdet för Sårbar (VU). (A2c+3c+4c). Virkesrika, äldre barrskogar med hög bonitet, på bättre jordar är en bristvara i befintliga, skyddade områden i Sverige och fler örtrika barrskogar med trädkontinuitet måste skyddas i större utsträckning än vad som tidigare gjorts. Områden med odörspindling bör inte gallras eller plockhuggas om inte huggningen efterföljs av skogsbete (SLU Artdatabanken, 2024).</w:t>
+      </w:r>
+    </w:p>
+    <w:p>
+      <w:r>
+        <w:rPr>
+          <w:b/>
+        </w:rPr>
         <w:t xml:space="preserve">Skarp dropptaggsvamp (NT) </w:t>
       </w:r>
       <w:r>
         <w:t>bildar mykorrhiza med både gran och tall, främst i barrskogar med trädkontinuitet. Arten uppträder dels i näringsrik kalkbarrskog och dels i sur lavtallskog. Kalkbarrskogarna är ofta grandominerade, olikåldriga och skiktade på frisk mark med ett örtrikt vegetationsskikt. Lavtallskogarna är i regel magra, torra, ljusöppna och ofta brandpräglade. Den totala populationen i landet har minskat och bedöms fortsätta minska till följd av avverkning av äldre barrskogar. Arten har begränsad förmåga att återetablera sig efter slutavverkning eller andra storskaliga skogsbruksåtgärder. Det saknas indikationer på att arten långsiktigt kan etablera eller reproducera sig i skogsbestånd som brukas med metoder som trakthyggesbruk, markberedning, gödsling eller föryngring med förädlat plantmaterial. Minskningstakten för den svenska populationen bedöms vara nära gränsvärdet för Sårbar (VU) (SLU Artdatabanken, 2026).</w:t>
+      </w:r>
+    </w:p>
+    <w:p>
+      <w:r>
+        <w:rPr>
+          <w:b/>
+        </w:rPr>
+        <w:t xml:space="preserve">Tjockfotad fingersvamp (NT) </w:t>
+      </w:r>
+      <w:r>
+        <w:t>bildar mykorrhiza med gran, eventuellt även med tall, i örtrika kalkbarrskogar, samt med bok och ek i ädellövskog på kalkrik mark. Den totala populationen i landet bedöms ha minskat under de senaste 50 åren och förväntas fortsätta minska, främst på grund av slutavverkning av äldre barrskog. Minskningstakten för den svenska populationen bedöms vara nära gränsvärdet för sårbar (VU). Slutavverkning, gödsling eller exploatering måste undvikas (SLU Artdatabanken, 2026).</w:t>
+      </w:r>
+    </w:p>
+    <w:p>
+      <w:r>
+        <w:rPr>
+          <w:b/>
+        </w:rPr>
+        <w:t xml:space="preserve">Björksplintborre </w:t>
+      </w:r>
+      <w:r>
+        <w:t>är en skalbagge vars larvutveckling sker i bark på nyligen döda björkar, både stående träd och vindfällen. En prydlig rad med runda ventilationshål i barken ovanför modergången är synnerligen karaktäristiskt. Arten är knuten till lövrika blandskogar med en hög andel gamla träd, och starkt gynnad av naturliga störningar som torka, översvämningar, brand och stormfällningar. Talrika gnagspår kan tyda på biotoper med höga naturvärden, exempelvis för ovanliga hackspettar och andra, mer sällsynta vedinsekter. Larverna är omtyckt hackspettsföda (SLU Artdatabanken, 2025).</w:t>
       </w:r>
     </w:p>
     <w:p>
@@ -512,7 +565,7 @@
         <w:rPr>
           <w:i/>
         </w:rPr>
-        <w:t>I det avverkningsanmälda skogsområdet har 15 naturvårdsarter varav 6 rödlistade arter sina livsmiljöer och växtplatser.</w:t>
+        <w:t>I det avverkningsanmälda skogsområdet har 20 naturvårdsarter varav 9 rödlistade arter sina livsmiljöer och växtplatser.</w:t>
       </w:r>
     </w:p>
     <w:p>
@@ -827,7 +880,7 @@
     <w:r>
       <w:tab/>
       <w:tab/>
-      <w:t>2026-10-05</w:t>
+      <w:t>2026-10-06</w:t>
       <w:br/>
       <w:br/>
     </w:r>

--- a/klagomål/A 35260-2025 FSC-klagomål.docx
+++ b/klagomål/A 35260-2025 FSC-klagomål.docx
@@ -880,7 +880,7 @@
     <w:r>
       <w:tab/>
       <w:tab/>
-      <w:t>2026-10-06</w:t>
+      <w:t>2026-10-07</w:t>
       <w:br/>
       <w:br/>
     </w:r>

--- a/klagomål/A 35260-2025 FSC-klagomål.docx
+++ b/klagomål/A 35260-2025 FSC-klagomål.docx
@@ -216,12 +216,12 @@
         <w:spacing w:after="240"/>
       </w:pPr>
       <w:r>
-        <w:t>Figur 1. Fyndplatser för naturvårdsarter i och inom 25 meter från avverkningsanmälan. Markörer utan svart kant är placerade på fyndplatsen. Markörer med svart kant är placerade vid sidan av fyndplatsen och har ett svart streck som visar fyndplatsens exakta position. Kartans mittpunktskoordinat är N 6648141, E 671969 i SWEREF 99 TM.</w:t>
+        <w:t>Figur 1. Fyndplatser för naturvårdsarter i och inom 22 meter från avverkningsanmälan. Markörer utan svart kant är placerade på fyndplatsen. Markörer med svart kant är placerade vid sidan av fyndplatsen och har ett svart streck som visar fyndplatsens exakta position. Kartans mittpunktskoordinat är N 6648141, E 671969 i SWEREF 99 TM.</w:t>
       </w:r>
     </w:p>
     <w:p>
       <w:r>
-        <w:t>I och inom 25 meter från avverkningsanmälan finns fynd av 20 naturvårdsarter, varav 9 är rödlistade, 2 är fridlysta, 5 är typiska (T) och 9 är signalarter (S): ask (EN), läderdoftande fingersvamp (VU), fjällig taggsvamp s.str. (NT), gultoppig fingersvamp (NT), kryddspindling (NT, T), kungsspindling (NT), odörspindling (NT), skarp dropptaggsvamp (NT), tjockfotad fingersvamp (NT), anisspindling (S), björksplintborre (S), bronshjon (S, T), nästrot (S, §8), olivspindling (S), strimspindling (S), svavelriska (S), tibast (S, T), zontaggsvamp (S), blåsippa (T, §9) och kransmossa (T). Se Figur 1.</w:t>
+        <w:t>I och inom 22 meter från avverkningsanmälan finns fynd av 20 naturvårdsarter, varav 9 är rödlistade, 2 är fridlysta, 5 är typiska (T) och 9 är signalarter (S): ask (EN), läderdoftande fingersvamp (VU), fjällig taggsvamp s.str. (NT), gultoppig fingersvamp (NT), kryddspindling (NT, T), kungsspindling (NT), odörspindling (NT), skarp dropptaggsvamp (NT), tjockfotad fingersvamp (NT), anisspindling (S), björksplintborre (S), bronshjon (S, T), nästrot (S, §8), olivspindling (S), strimspindling (S), svavelriska (S), tibast (S, T), zontaggsvamp (S), blåsippa (T, §9) och kransmossa (T). Se Figur 1.</w:t>
       </w:r>
     </w:p>
     <w:p>
@@ -880,7 +880,7 @@
     <w:r>
       <w:tab/>
       <w:tab/>
-      <w:t>2026-10-07</w:t>
+      <w:t>2026-10-08</w:t>
       <w:br/>
       <w:br/>
     </w:r>

--- a/klagomål/A 35260-2025 FSC-klagomål.docx
+++ b/klagomål/A 35260-2025 FSC-klagomål.docx
@@ -880,7 +880,7 @@
     <w:r>
       <w:tab/>
       <w:tab/>
-      <w:t>2026-10-08</w:t>
+      <w:t>2026-10-09</w:t>
       <w:br/>
       <w:br/>
     </w:r>

--- a/klagomål/A 35260-2025 FSC-klagomål.docx
+++ b/klagomål/A 35260-2025 FSC-klagomål.docx
@@ -880,7 +880,7 @@
     <w:r>
       <w:tab/>
       <w:tab/>
-      <w:t>2026-10-09</w:t>
+      <w:t>2026-10-10</w:t>
       <w:br/>
       <w:br/>
     </w:r>

--- a/klagomål/A 35260-2025 FSC-klagomål.docx
+++ b/klagomål/A 35260-2025 FSC-klagomål.docx
@@ -880,7 +880,7 @@
     <w:r>
       <w:tab/>
       <w:tab/>
-      <w:t>2026-10-10</w:t>
+      <w:t>2026-10-11</w:t>
       <w:br/>
       <w:br/>
     </w:r>

--- a/klagomål/A 35260-2025 FSC-klagomål.docx
+++ b/klagomål/A 35260-2025 FSC-klagomål.docx
@@ -880,7 +880,7 @@
     <w:r>
       <w:tab/>
       <w:tab/>
-      <w:t>2026-10-11</w:t>
+      <w:t>2026-10-12</w:t>
       <w:br/>
       <w:br/>
     </w:r>

--- a/klagomål/A 35260-2025 FSC-klagomål.docx
+++ b/klagomål/A 35260-2025 FSC-klagomål.docx
@@ -880,7 +880,7 @@
     <w:r>
       <w:tab/>
       <w:tab/>
-      <w:t>2026-10-12</w:t>
+      <w:t>2026-10-13</w:t>
       <w:br/>
       <w:br/>
     </w:r>

--- a/klagomål/A 35260-2025 FSC-klagomål.docx
+++ b/klagomål/A 35260-2025 FSC-klagomål.docx
@@ -880,7 +880,7 @@
     <w:r>
       <w:tab/>
       <w:tab/>
-      <w:t>2026-10-13</w:t>
+      <w:t>2026-10-14</w:t>
       <w:br/>
       <w:br/>
     </w:r>

--- a/klagomål/A 35260-2025 FSC-klagomål.docx
+++ b/klagomål/A 35260-2025 FSC-klagomål.docx
@@ -880,7 +880,7 @@
     <w:r>
       <w:tab/>
       <w:tab/>
-      <w:t>2026-10-14</w:t>
+      <w:t>2026-10-15</w:t>
       <w:br/>
       <w:br/>
     </w:r>

--- a/klagomål/A 35260-2025 FSC-klagomål.docx
+++ b/klagomål/A 35260-2025 FSC-klagomål.docx
@@ -880,7 +880,7 @@
     <w:r>
       <w:tab/>
       <w:tab/>
-      <w:t>2026-10-15</w:t>
+      <w:t>2026-10-16</w:t>
       <w:br/>
       <w:br/>
     </w:r>

--- a/klagomål/A 35260-2025 FSC-klagomål.docx
+++ b/klagomål/A 35260-2025 FSC-klagomål.docx
@@ -880,7 +880,7 @@
     <w:r>
       <w:tab/>
       <w:tab/>
-      <w:t>2026-10-16</w:t>
+      <w:t>2026-10-17</w:t>
       <w:br/>
       <w:br/>
     </w:r>

--- a/klagomål/A 35260-2025 FSC-klagomål.docx
+++ b/klagomål/A 35260-2025 FSC-klagomål.docx
@@ -880,7 +880,7 @@
     <w:r>
       <w:tab/>
       <w:tab/>
-      <w:t>2026-10-17</w:t>
+      <w:t>2026-10-18</w:t>
       <w:br/>
       <w:br/>
     </w:r>

--- a/klagomål/A 35260-2025 FSC-klagomål.docx
+++ b/klagomål/A 35260-2025 FSC-klagomål.docx
@@ -880,7 +880,7 @@
     <w:r>
       <w:tab/>
       <w:tab/>
-      <w:t>2026-10-18</w:t>
+      <w:t>2026-10-19</w:t>
       <w:br/>
       <w:br/>
     </w:r>

--- a/klagomål/A 35260-2025 FSC-klagomål.docx
+++ b/klagomål/A 35260-2025 FSC-klagomål.docx
@@ -880,7 +880,7 @@
     <w:r>
       <w:tab/>
       <w:tab/>
-      <w:t>2026-10-19</w:t>
+      <w:t>2026-10-20</w:t>
       <w:br/>
       <w:br/>
     </w:r>

--- a/klagomål/A 35260-2025 FSC-klagomål.docx
+++ b/klagomål/A 35260-2025 FSC-klagomål.docx
@@ -880,7 +880,7 @@
     <w:r>
       <w:tab/>
       <w:tab/>
-      <w:t>2026-10-20</w:t>
+      <w:t>2026-10-21</w:t>
       <w:br/>
       <w:br/>
     </w:r>

--- a/klagomål/A 35260-2025 FSC-klagomål.docx
+++ b/klagomål/A 35260-2025 FSC-klagomål.docx
@@ -880,7 +880,7 @@
     <w:r>
       <w:tab/>
       <w:tab/>
-      <w:t>2026-10-21</w:t>
+      <w:t>2026-10-22</w:t>
       <w:br/>
       <w:br/>
     </w:r>

--- a/klagomål/A 35260-2025 FSC-klagomål.docx
+++ b/klagomål/A 35260-2025 FSC-klagomål.docx
@@ -880,7 +880,7 @@
     <w:r>
       <w:tab/>
       <w:tab/>
-      <w:t>2026-10-22</w:t>
+      <w:t>2026-10-23</w:t>
       <w:br/>
       <w:br/>
     </w:r>

--- a/klagomål/A 35260-2025 FSC-klagomål.docx
+++ b/klagomål/A 35260-2025 FSC-klagomål.docx
@@ -880,7 +880,7 @@
     <w:r>
       <w:tab/>
       <w:tab/>
-      <w:t>2026-10-23</w:t>
+      <w:t>2026-10-24</w:t>
       <w:br/>
       <w:br/>
     </w:r>

--- a/klagomål/A 35260-2025 FSC-klagomål.docx
+++ b/klagomål/A 35260-2025 FSC-klagomål.docx
@@ -880,7 +880,7 @@
     <w:r>
       <w:tab/>
       <w:tab/>
-      <w:t>2026-10-24</w:t>
+      <w:t>2026-10-25</w:t>
       <w:br/>
       <w:br/>
     </w:r>

--- a/klagomål/A 35260-2025 FSC-klagomål.docx
+++ b/klagomål/A 35260-2025 FSC-klagomål.docx
@@ -880,7 +880,7 @@
     <w:r>
       <w:tab/>
       <w:tab/>
-      <w:t>2026-10-25</w:t>
+      <w:t>2026-10-26</w:t>
       <w:br/>
       <w:br/>
     </w:r>

--- a/klagomål/A 35260-2025 FSC-klagomål.docx
+++ b/klagomål/A 35260-2025 FSC-klagomål.docx
@@ -880,7 +880,7 @@
     <w:r>
       <w:tab/>
       <w:tab/>
-      <w:t>2026-10-26</w:t>
+      <w:t>2026-10-27</w:t>
       <w:br/>
       <w:br/>
     </w:r>

--- a/klagomål/A 35260-2025 FSC-klagomål.docx
+++ b/klagomål/A 35260-2025 FSC-klagomål.docx
@@ -221,7 +221,7 @@
     </w:p>
     <w:p>
       <w:r>
-        <w:t>I och inom 22 meter från avverkningsanmälan finns fynd av 20 naturvårdsarter, varav 9 är rödlistade, 2 är fridlysta, 5 är typiska (T) och 9 är signalarter (S): ask (EN), läderdoftande fingersvamp (VU), fjällig taggsvamp s.str. (NT), gultoppig fingersvamp (NT), kryddspindling (NT, T), kungsspindling (NT), odörspindling (NT), skarp dropptaggsvamp (NT), tjockfotad fingersvamp (NT), anisspindling (S), björksplintborre (S), bronshjon (S, T), nästrot (S, §8), olivspindling (S), strimspindling (S), svavelriska (S), tibast (S, T), zontaggsvamp (S), blåsippa (T, §9) och kransmossa (T). Se Figur 1.</w:t>
+        <w:t>I och inom 22 meter från avverkningsanmälan finns fynd av 21 naturvårdsarter, varav 10 är rödlistade, 2 är fridlysta, 6 är typiska (T) och 9 är signalarter (S): ask (EN), läderdoftande fingersvamp (VU), fjällig taggsvamp s.str. (NT), gultoppig fingersvamp (NT), kryddspindling (NT, T), kungsspindling (NT), odörspindling (NT), skarp dropptaggsvamp (NT), tjockfotad fingersvamp (NT), ullticka (NT, T), anisspindling (S), björksplintborre (S), bronshjon (S, T), nästrot (S, §8), olivspindling (S), strimspindling (S), svavelriska (S), tibast (S, T), zontaggsvamp (S), blåsippa (T, §9) och kransmossa (T). Se Figur 1.</w:t>
       </w:r>
     </w:p>
     <w:p>
@@ -353,6 +353,62 @@
       </w:r>
       <w:r>
         <w:t>bildar mykorrhiza med gran, eventuellt även med tall, i örtrika kalkbarrskogar, samt med bok och ek i ädellövskog på kalkrik mark. Den totala populationen i landet bedöms ha minskat under de senaste 50 åren och förväntas fortsätta minska, främst på grund av slutavverkning av äldre barrskog. Minskningstakten för den svenska populationen bedöms vara nära gränsvärdet för sårbar (VU). Slutavverkning, gödsling eller exploatering måste undvikas (SLU Artdatabanken, 2026).</w:t>
+      </w:r>
+    </w:p>
+    <w:p>
+      <w:r>
+        <w:rPr>
+          <w:b/>
+        </w:rPr>
+        <w:t>Ullticka (NT)</w:t>
+      </w:r>
+      <w:r>
+        <w:t xml:space="preserve"> är knuten till restbestånd av barrnaturskog och förekommer med ett tydligt optimum i orörda eller måttligt påverkade gamla granskogar där det föreligger viss kontinuitet av grov död ved. Ullticka är en bra signalart inom hela sitt utbredningsområde och i södra Sverige är den sällsynt och en god signalart för skyddsvärda granskogsmiljöer. Den hotas av avverkning och fragmentering av naturskog och äldre granskog med lång trädkontinuitet. På ullticka kan ibland ulltickeporing (VU) påträffas - det är en sällsynt ticka som nyligen delats upp i de tre olika arterna ulltickeporing </w:t>
+      </w:r>
+      <w:r>
+        <w:rPr>
+          <w:i/>
+        </w:rPr>
+        <w:t xml:space="preserve">Skeletocutis brevispora </w:t>
+      </w:r>
+      <w:r>
+        <w:t>(VU)</w:t>
+      </w:r>
+      <w:r>
+        <w:rPr>
+          <w:i/>
+        </w:rPr>
+        <w:t>, Skeletocutis delicata</w:t>
+      </w:r>
+      <w:r>
+        <w:t xml:space="preserve"> (VU)</w:t>
+      </w:r>
+      <w:r>
+        <w:rPr>
+          <w:i/>
+        </w:rPr>
+        <w:t xml:space="preserve"> och Skeletocutis exilis</w:t>
+      </w:r>
+      <w:r>
+        <w:t xml:space="preserve"> (NT). Ullticka är typisk art för </w:t>
+      </w:r>
+      <w:r>
+        <w:rPr>
+          <w:i/>
+        </w:rPr>
+        <w:t xml:space="preserve">9010 Taiga, 9050 Näringsrik granskog </w:t>
+      </w:r>
+      <w:r>
+        <w:t xml:space="preserve">och </w:t>
+      </w:r>
+      <w:r>
+        <w:rPr>
+          <w:i/>
+        </w:rPr>
+        <w:t>9030 Landhöjningsskog</w:t>
+      </w:r>
+      <w:r>
+        <w:t xml:space="preserve"> (SLU Artdatabanken, 2026; Nitare &amp; Skogsstyrelsen, 2019; Miettinen &amp; Niemelä, 2018).</w:t>
       </w:r>
     </w:p>
     <w:p>
@@ -565,7 +621,7 @@
         <w:rPr>
           <w:i/>
         </w:rPr>
-        <w:t>I det avverkningsanmälda skogsområdet har 20 naturvårdsarter varav 9 rödlistade arter sina livsmiljöer och växtplatser.</w:t>
+        <w:t>I det avverkningsanmälda skogsområdet har 21 naturvårdsarter varav 10 rödlistade arter sina livsmiljöer och växtplatser.</w:t>
       </w:r>
     </w:p>
     <w:p>
@@ -880,7 +936,7 @@
     <w:r>
       <w:tab/>
       <w:tab/>
-      <w:t>2026-10-27</w:t>
+      <w:t>2026-10-28</w:t>
       <w:br/>
       <w:br/>
     </w:r>

--- a/klagomål/A 35260-2025 FSC-klagomål.docx
+++ b/klagomål/A 35260-2025 FSC-klagomål.docx
@@ -936,7 +936,7 @@
     <w:r>
       <w:tab/>
       <w:tab/>
-      <w:t>2026-10-28</w:t>
+      <w:t>2026-10-29</w:t>
       <w:br/>
       <w:br/>
     </w:r>

--- a/klagomål/A 35260-2025 FSC-klagomål.docx
+++ b/klagomål/A 35260-2025 FSC-klagomål.docx
@@ -936,7 +936,7 @@
     <w:r>
       <w:tab/>
       <w:tab/>
-      <w:t>2026-10-29</w:t>
+      <w:t>2026-10-31</w:t>
       <w:br/>
       <w:br/>
     </w:r>
